--- a/docs/da/references/03. 데이터 품질관리 지침 (안).docx
+++ b/docs/da/references/03. 데이터 품질관리 지침 (안).docx
@@ -3140,6 +3140,664 @@
           <w:t xml:space="preserve">공공기관의 데이터베이스 표준화 지침 개정 고시 (행정안전부고시 제2023-18호)</w:t>
         </w:r>
       </w:hyperlink>
+    </w:p>
+    <w:p>
+      <w:pPr>
+        <w:pStyle w:val="Heading2"/>
+      </w:pPr>
+      <w:r>
+        <w:t>별표 2. 위반 등급과 조치 기한 [보완 2026-10-14]</w:t>
+      </w:r>
+    </w:p>
+    <w:p>
+      <w:r>
+        <w:t>표준 점검 위반은 아래 3등급으로 나누며, 「데이터 표준체계 정의서」 별표 1의 오류·경고와는 오류 = P1·P2, 경고 = P3로 대응한다. P1이 하나라도 남아 있으면 설계·DDL을 확정하지 않는다. (출처: 구 품질점검기준서 §3 등급 정의, da-quality 게이트 원칙)</w:t>
+      </w:r>
+    </w:p>
+    <w:tbl>
+      <w:tblPr>
+        <w:tblStyle w:val="TableGrid"/>
+        <w:tblW w:type="auto" w:w="0"/>
+        <w:tblLook w:firstColumn="1" w:firstRow="1" w:lastColumn="0" w:lastRow="0" w:noHBand="0" w:noVBand="1" w:val="04A0"/>
+      </w:tblPr>
+      <w:tblGrid>
+        <w:gridCol w:w="2340"/>
+        <w:gridCol w:w="2340"/>
+        <w:gridCol w:w="2340"/>
+        <w:gridCol w:w="2340"/>
+      </w:tblGrid>
+      <w:tr>
+        <w:tc>
+          <w:tcPr>
+            <w:tcW w:type="dxa" w:w="2340"/>
+          </w:tcPr>
+          <w:p>
+            <w:r>
+              <w:t>등급</w:t>
+            </w:r>
+          </w:p>
+        </w:tc>
+        <w:tc>
+          <w:tcPr>
+            <w:tcW w:type="dxa" w:w="2340"/>
+          </w:tcPr>
+          <w:p>
+            <w:r>
+              <w:t>정의</w:t>
+            </w:r>
+          </w:p>
+        </w:tc>
+        <w:tc>
+          <w:tcPr>
+            <w:tcW w:type="dxa" w:w="2340"/>
+          </w:tcPr>
+          <w:p>
+            <w:r>
+              <w:t>해당 영역</w:t>
+            </w:r>
+          </w:p>
+        </w:tc>
+        <w:tc>
+          <w:tcPr>
+            <w:tcW w:type="dxa" w:w="2340"/>
+          </w:tcPr>
+          <w:p>
+            <w:r>
+              <w:t>조치 기한</w:t>
+            </w:r>
+          </w:p>
+        </w:tc>
+      </w:tr>
+      <w:tr>
+        <w:tc>
+          <w:tcPr>
+            <w:tcW w:type="dxa" w:w="2340"/>
+          </w:tcPr>
+          <w:p>
+            <w:r>
+              <w:t>P1 치명</w:t>
+            </w:r>
+          </w:p>
+        </w:tc>
+        <w:tc>
+          <w:tcPr>
+            <w:tcW w:type="dxa" w:w="2340"/>
+          </w:tcPr>
+          <w:p>
+            <w:r>
+              <w:t>운영 장애·데이터 손실·전사 표준 붕괴로 이어지는 위반 — 자동 차단 대상</w:t>
+            </w:r>
+          </w:p>
+        </w:tc>
+        <w:tc>
+          <w:tcPr>
+            <w:tcW w:type="dxa" w:w="2340"/>
+          </w:tcPr>
+          <w:p>
+            <w:r>
+              <w:t>시스템 컬럼(STD-05), 논리 삭제(STD-09), 날짜·일시 타입(STD-02·07), 테이블 명명(접두사·소문자)</w:t>
+            </w:r>
+          </w:p>
+        </w:tc>
+        <w:tc>
+          <w:tcPr>
+            <w:tcW w:type="dxa" w:w="2340"/>
+          </w:tcPr>
+          <w:p>
+            <w:r>
+              <w:t>확정 전 즉시 수정</w:t>
+            </w:r>
+          </w:p>
+        </w:tc>
+      </w:tr>
+      <w:tr>
+        <w:tc>
+          <w:tcPr>
+            <w:tcW w:type="dxa" w:w="2340"/>
+          </w:tcPr>
+          <w:p>
+            <w:r>
+              <w:t>P2 중대</w:t>
+            </w:r>
+          </w:p>
+        </w:tc>
+        <w:tc>
+          <w:tcPr>
+            <w:tcW w:type="dxa" w:w="2340"/>
+          </w:tcPr>
+          <w:p>
+            <w:r>
+              <w:t>표준 체계의 일관성을 깨는 위반</w:t>
+            </w:r>
+          </w:p>
+        </w:tc>
+        <w:tc>
+          <w:tcPr>
+            <w:tcW w:type="dxa" w:w="2340"/>
+          </w:tcPr>
+          <w:p>
+            <w:r>
+              <w:t>표준용어 형식·단일 단어 컬럼(R18), 명명 일관성(제약·트리거·시스템 컬럼 접미사), 모델링 절차(Top-down·주제영역·PK)</w:t>
+            </w:r>
+          </w:p>
+        </w:tc>
+        <w:tc>
+          <w:tcPr>
+            <w:tcW w:type="dxa" w:w="2340"/>
+          </w:tcPr>
+          <w:p>
+            <w:r>
+              <w:t>다음 정기 반영까지 계획 수정</w:t>
+            </w:r>
+          </w:p>
+        </w:tc>
+      </w:tr>
+      <w:tr>
+        <w:tc>
+          <w:tcPr>
+            <w:tcW w:type="dxa" w:w="2340"/>
+          </w:tcPr>
+          <w:p>
+            <w:r>
+              <w:t>P3 경미</w:t>
+            </w:r>
+          </w:p>
+        </w:tc>
+        <w:tc>
+          <w:tcPr>
+            <w:tcW w:type="dxa" w:w="2340"/>
+          </w:tcPr>
+          <w:p>
+            <w:r>
+              <w:t>품질·활용에 영향이 작은 위반</w:t>
+            </w:r>
+          </w:p>
+        </w:tc>
+        <w:tc>
+          <w:tcPr>
+            <w:tcW w:type="dxa" w:w="2340"/>
+          </w:tcPr>
+          <w:p>
+            <w:r>
+              <w:t>값 검증(CHECK), 메타(COMMENT), 처리 패턴(조회 필터·등록자 주입·파일 크기 타입)</w:t>
+            </w:r>
+          </w:p>
+        </w:tc>
+        <w:tc>
+          <w:tcPr>
+            <w:tcW w:type="dxa" w:w="2340"/>
+          </w:tcPr>
+          <w:p>
+            <w:r>
+              <w:t>개선 과제로 등재</w:t>
+            </w:r>
+          </w:p>
+        </w:tc>
+      </w:tr>
+    </w:tbl>
+    <w:p/>
+    <w:p>
+      <w:pPr>
+        <w:pStyle w:val="Heading2"/>
+      </w:pPr>
+      <w:r>
+        <w:t>조문 보완 [보완 2026-10-14]</w:t>
+      </w:r>
+    </w:p>
+    <w:p>
+      <w:r>
+        <w:t>제10조①에 5호 추가: 설계서 속성, DDL 컬럼, 이관 스크립트 컬럼, 프로그램이 참조하는 컬럼이 서로 일치하는지 대조한다. (출처: da-quality 경계면 교차 비교)</w:t>
+      </w:r>
+    </w:p>
+    <w:p>
+      <w:r>
+        <w:t>제13조에 ③항 추가: 진단·점검 범위는 대상 DB의 모든 객체(신규·변경·기존)다. 즉시 고치지 않는 기존 객체의 위반도 결과 목록에 '기존 유지(사유·개선 기한)'로 표기한다. 수정 제외는 점검 제외가 아니다. 결과에는 전체·신규·기존 객체 수를 나눠 적는다. (출처: 데이터표준규칙 §10 #22)</w:t>
+      </w:r>
+    </w:p>
+    <w:p>
+      <w:r>
+        <w:t>제15조에 ④항 추가: 품질담당자는 진단 착수 전에 「데이터 표준체계 정의서」, 이 지침 별표 1·별표 2, 직전 진단 결과 보고서를 차례로 확인한다. ⑤항 추가: 진단 작업은 담당자·대상 영역별 주기를 등록해 정기 실행한다. (출처: 구 품질점검기준서 §1 Phase 1, DQ시스템기능 스케줄링)</w:t>
+      </w:r>
+    </w:p>
+    <w:p>
+      <w:r>
+        <w:t>제16조에 ④항 추가: 기관 종합 품질지수는 규칙별 오류율에 업무 중요도 가중치와 품질기준 가중치를 곱해 합산할 수 있으며, 가중치는 연간 계획에서 정한다. (출처: DQ시스템기능 가중치 관리)</w:t>
+      </w:r>
+    </w:p>
+    <w:p>
+      <w:r>
+        <w:t>제17조에 ④항 추가: 조치 기한은 별표 2의 위반 등급에 따른다. P1은 확정 전 즉시, P2는 다음 정기 반영까지, P3는 개선 과제로 등재한다. 제17조②5호 끝에 추가: 조치 불가·예외는 데이터 아키텍트(DA)의 승인을 받아 서식 2에 승인 여부와 승인일자를 기록한다. (출처: 구 품질점검기준서 §1 Phase 4)</w:t>
+      </w:r>
+    </w:p>
+    <w:p>
+      <w:r>
+        <w:t>제23조(자체 점검) 끝에 추가: 지침·정의서·가이드에 실린 예시 DDL과 예시 용어도 점검 대상에 포함한다. (출처: 데이터표준규칙 §10 #22 원인②)</w:t>
+      </w:r>
+    </w:p>
+    <w:p>
+      <w:r>
+        <w:t>제25조에 추가: 직전 진단 대비 반복 위반·재발 항목과 재발 방지 조치, 담당자별·품질기준별 오류율 비교를 보고서에 적는다. ②항 추가: 수시·정기 점검 보고서는 '점검일자_제목' 형식으로 지정 저장소(이 프로젝트: docs/da/reports/)에 보관한다. (출처: 구 품질점검기준서 §1·§4, DQ시스템기능 분석 통계 조회)</w:t>
+      </w:r>
+    </w:p>
+    <w:p>
+      <w:r>
+        <w:t>별표 1 아래 추가: 진단 규칙을 만들기 전에 대상 컬럼의 값 분포·빈도·NULL 비율·패턴을 먼저 측정(프로파일링)하고 그 결과로 규칙 기준치를 정한다. (출처: DQ시스템기능 데이터 프로파일링)</w:t>
+      </w:r>
+    </w:p>
+    <w:p>
+      <w:r>
+        <w:t>별표 1 'FK 제약 미사용으로 필수' 전제는 「정의서」 8.5를 적용하는 PostgreSQL 네이티브 시스템에는 해당하지 않는다(FK 유지). (출처: CLAUDE.md FK 정책)</w:t>
+      </w:r>
+    </w:p>
+    <w:tbl>
+      <w:tblPr>
+        <w:tblStyle w:val="TableGrid"/>
+        <w:tblW w:type="auto" w:w="0"/>
+        <w:tblLook w:firstColumn="1" w:firstRow="1" w:lastColumn="0" w:lastRow="0" w:noHBand="0" w:noVBand="1" w:val="04A0"/>
+      </w:tblPr>
+      <w:tblGrid>
+        <w:gridCol w:w="1872"/>
+        <w:gridCol w:w="1872"/>
+        <w:gridCol w:w="1872"/>
+        <w:gridCol w:w="1872"/>
+        <w:gridCol w:w="1872"/>
+      </w:tblGrid>
+      <w:tr>
+        <w:tc>
+          <w:tcPr>
+            <w:tcW w:type="dxa" w:w="1872"/>
+          </w:tcPr>
+          <w:p>
+            <w:r>
+              <w:t>품질기준</w:t>
+            </w:r>
+          </w:p>
+        </w:tc>
+        <w:tc>
+          <w:tcPr>
+            <w:tcW w:type="dxa" w:w="1872"/>
+          </w:tcPr>
+          <w:p>
+            <w:r>
+              <w:t>진단 규칙</w:t>
+            </w:r>
+          </w:p>
+        </w:tc>
+        <w:tc>
+          <w:tcPr>
+            <w:tcW w:type="dxa" w:w="1872"/>
+          </w:tcPr>
+          <w:p>
+            <w:r>
+              <w:t>규칙 구분</w:t>
+            </w:r>
+          </w:p>
+        </w:tc>
+        <w:tc>
+          <w:tcPr>
+            <w:tcW w:type="dxa" w:w="1872"/>
+          </w:tcPr>
+          <w:p>
+            <w:r>
+              <w:t>원천</w:t>
+            </w:r>
+          </w:p>
+        </w:tc>
+        <w:tc>
+          <w:tcPr>
+            <w:tcW w:type="dxa" w:w="1872"/>
+          </w:tcPr>
+          <w:p>
+            <w:r>
+              <w:t>예시</w:t>
+            </w:r>
+          </w:p>
+        </w:tc>
+      </w:tr>
+      <w:tr>
+        <w:tc>
+          <w:tcPr>
+            <w:tcW w:type="dxa" w:w="1872"/>
+          </w:tcPr>
+          <w:p>
+            <w:r>
+              <w:t>일관성</w:t>
+            </w:r>
+          </w:p>
+        </w:tc>
+        <w:tc>
+          <w:tcPr>
+            <w:tcW w:type="dxa" w:w="1872"/>
+          </w:tcPr>
+          <w:p>
+            <w:r>
+              <w:t>삭제 기록</w:t>
+            </w:r>
+          </w:p>
+        </w:tc>
+        <w:tc>
+          <w:tcPr>
+            <w:tcW w:type="dxa" w:w="1872"/>
+          </w:tcPr>
+          <w:p>
+            <w:r>
+              <w:t>업무</w:t>
+            </w:r>
+          </w:p>
+        </w:tc>
+        <w:tc>
+          <w:tcPr>
+            <w:tcW w:type="dxa" w:w="1872"/>
+          </w:tcPr>
+          <w:p>
+            <w:r>
+              <w:t>논리 삭제 규칙(STD-09)</w:t>
+            </w:r>
+          </w:p>
+        </w:tc>
+        <w:tc>
+          <w:tcPr>
+            <w:tcW w:type="dxa" w:w="1872"/>
+          </w:tcPr>
+          <w:p>
+            <w:r>
+              <w:t>삭제여부='Y' 행은 삭제일시가 NULL 아님</w:t>
+            </w:r>
+          </w:p>
+        </w:tc>
+      </w:tr>
+      <w:tr>
+        <w:tc>
+          <w:tcPr>
+            <w:tcW w:type="dxa" w:w="1872"/>
+          </w:tcPr>
+          <w:p>
+            <w:r>
+              <w:t>일관성</w:t>
+            </w:r>
+          </w:p>
+        </w:tc>
+        <w:tc>
+          <w:tcPr>
+            <w:tcW w:type="dxa" w:w="1872"/>
+          </w:tcPr>
+          <w:p>
+            <w:r>
+              <w:t>삭제 행 노출</w:t>
+            </w:r>
+          </w:p>
+        </w:tc>
+        <w:tc>
+          <w:tcPr>
+            <w:tcW w:type="dxa" w:w="1872"/>
+          </w:tcPr>
+          <w:p>
+            <w:r>
+              <w:t>업무</w:t>
+            </w:r>
+          </w:p>
+        </w:tc>
+        <w:tc>
+          <w:tcPr>
+            <w:tcW w:type="dxa" w:w="1872"/>
+          </w:tcPr>
+          <w:p>
+            <w:r>
+              <w:t>논리 삭제 규칙</w:t>
+            </w:r>
+          </w:p>
+        </w:tc>
+        <w:tc>
+          <w:tcPr>
+            <w:tcW w:type="dxa" w:w="1872"/>
+          </w:tcPr>
+          <w:p>
+            <w:r>
+              <w:t>사용자 조회 결과에 삭제여부='Y' 행이 없음</w:t>
+            </w:r>
+          </w:p>
+        </w:tc>
+      </w:tr>
+      <w:tr>
+        <w:tc>
+          <w:tcPr>
+            <w:tcW w:type="dxa" w:w="1872"/>
+          </w:tcPr>
+          <w:p>
+            <w:r>
+              <w:t>정확성</w:t>
+            </w:r>
+          </w:p>
+        </w:tc>
+        <w:tc>
+          <w:tcPr>
+            <w:tcW w:type="dxa" w:w="1872"/>
+          </w:tcPr>
+          <w:p>
+            <w:r>
+              <w:t>처리자 기록</w:t>
+            </w:r>
+          </w:p>
+        </w:tc>
+        <w:tc>
+          <w:tcPr>
+            <w:tcW w:type="dxa" w:w="1872"/>
+          </w:tcPr>
+          <w:p>
+            <w:r>
+              <w:t>업무</w:t>
+            </w:r>
+          </w:p>
+        </w:tc>
+        <w:tc>
+          <w:tcPr>
+            <w:tcW w:type="dxa" w:w="1872"/>
+          </w:tcPr>
+          <w:p>
+            <w:r>
+              <w:t>시스템 컬럼(STD-05)</w:t>
+            </w:r>
+          </w:p>
+        </w:tc>
+        <w:tc>
+          <w:tcPr>
+            <w:tcW w:type="dxa" w:w="1872"/>
+          </w:tcPr>
+          <w:p>
+            <w:r>
+              <w:t>사용자 등록 행의 등록자ID가 기본값('ADMIN')으로만 채워지지 않음</w:t>
+            </w:r>
+          </w:p>
+        </w:tc>
+      </w:tr>
+      <w:tr>
+        <w:tc>
+          <w:tcPr>
+            <w:tcW w:type="dxa" w:w="1872"/>
+          </w:tcPr>
+          <w:p>
+            <w:r>
+              <w:t>일관성</w:t>
+            </w:r>
+          </w:p>
+        </w:tc>
+        <w:tc>
+          <w:tcPr>
+            <w:tcW w:type="dxa" w:w="1872"/>
+          </w:tcPr>
+          <w:p>
+            <w:r>
+              <w:t>코드 중복 정의</w:t>
+            </w:r>
+          </w:p>
+        </w:tc>
+        <w:tc>
+          <w:tcPr>
+            <w:tcW w:type="dxa" w:w="1872"/>
+          </w:tcPr>
+          <w:p>
+            <w:r>
+              <w:t>표준</w:t>
+            </w:r>
+          </w:p>
+        </w:tc>
+        <w:tc>
+          <w:tcPr>
+            <w:tcW w:type="dxa" w:w="1872"/>
+          </w:tcPr>
+          <w:p>
+            <w:r>
+              <w:t>표준코드</w:t>
+            </w:r>
+          </w:p>
+        </w:tc>
+        <w:tc>
+          <w:tcPr>
+            <w:tcW w:type="dxa" w:w="1872"/>
+          </w:tcPr>
+          <w:p>
+            <w:r>
+              <w:t>같은 의미의 코드그룹이 둘 이상 없음 (출처: 구 데이터표준화지침서 6.2)</w:t>
+            </w:r>
+          </w:p>
+        </w:tc>
+      </w:tr>
+    </w:tbl>
+    <w:p/>
+    <w:p>
+      <w:pPr>
+        <w:pStyle w:val="Heading2"/>
+      </w:pPr>
+      <w:r>
+        <w:t>개정 이력 [보완 2026-10-14]</w:t>
+      </w:r>
+    </w:p>
+    <w:tbl>
+      <w:tblPr>
+        <w:tblStyle w:val="TableGrid"/>
+        <w:tblW w:type="auto" w:w="0"/>
+        <w:tblLook w:firstColumn="1" w:firstRow="1" w:lastColumn="0" w:lastRow="0" w:noHBand="0" w:noVBand="1" w:val="04A0"/>
+      </w:tblPr>
+      <w:tblGrid>
+        <w:gridCol w:w="3120"/>
+        <w:gridCol w:w="3120"/>
+        <w:gridCol w:w="3120"/>
+      </w:tblGrid>
+      <w:tr>
+        <w:tc>
+          <w:tcPr>
+            <w:tcW w:type="dxa" w:w="3120"/>
+          </w:tcPr>
+          <w:p>
+            <w:r>
+              <w:t>버전</w:t>
+            </w:r>
+          </w:p>
+        </w:tc>
+        <w:tc>
+          <w:tcPr>
+            <w:tcW w:type="dxa" w:w="3120"/>
+          </w:tcPr>
+          <w:p>
+            <w:r>
+              <w:t>일자</w:t>
+            </w:r>
+          </w:p>
+        </w:tc>
+        <w:tc>
+          <w:tcPr>
+            <w:tcW w:type="dxa" w:w="3120"/>
+          </w:tcPr>
+          <w:p>
+            <w:r>
+              <w:t>내용</w:t>
+            </w:r>
+          </w:p>
+        </w:tc>
+      </w:tr>
+      <w:tr>
+        <w:tc>
+          <w:tcPr>
+            <w:tcW w:type="dxa" w:w="3120"/>
+          </w:tcPr>
+          <w:p>
+            <w:r>
+              <w:t>v1.0</w:t>
+            </w:r>
+          </w:p>
+        </w:tc>
+        <w:tc>
+          <w:tcPr>
+            <w:tcW w:type="dxa" w:w="3120"/>
+          </w:tcPr>
+          <w:p>
+            <w:r>
+              <w:t>2026-10-14</w:t>
+            </w:r>
+          </w:p>
+        </w:tc>
+        <w:tc>
+          <w:tcPr>
+            <w:tcW w:type="dxa" w:w="3120"/>
+          </w:tcPr>
+          <w:p>
+            <w:r>
+              <w:t>최초 재정의</w:t>
+            </w:r>
+          </w:p>
+        </w:tc>
+      </w:tr>
+      <w:tr>
+        <w:tc>
+          <w:tcPr>
+            <w:tcW w:type="dxa" w:w="3120"/>
+          </w:tcPr>
+          <w:p>
+            <w:r>
+              <w:t>v1.1</w:t>
+            </w:r>
+          </w:p>
+        </w:tc>
+        <w:tc>
+          <w:tcPr>
+            <w:tcW w:type="dxa" w:w="3120"/>
+          </w:tcPr>
+          <w:p>
+            <w:r>
+              <w:t>2026-10-14</w:t>
+            </w:r>
+          </w:p>
+        </w:tc>
+        <w:tc>
+          <w:tcPr>
+            <w:tcW w:type="dxa" w:w="3120"/>
+          </w:tcPr>
+          <w:p>
+            <w:r>
+              <w:t>구 품질점검기준서·DQ시스템기능·데이터표준규칙 §10 누락분 보완 — 별표 2 위반 등급, 조문 보완 9건, 별표 1 행 4건, 개정 이력 표</w:t>
+            </w:r>
+          </w:p>
+        </w:tc>
+      </w:tr>
+    </w:tbl>
+    <w:p/>
+    <w:p>
+      <w:pPr>
+        <w:pStyle w:val="Heading2"/>
+      </w:pPr>
+      <w:r>
+        <w:t>게이트 반영 추가 [보완 2026-10-14]</w:t>
+      </w:r>
+    </w:p>
+    <w:p>
+      <w:r>
+        <w:t>별표 1 추가 행 출처: '삭제 기록'은 구 품질점검기준서 §3 P1, '삭제 행 노출'은 구 품질점검기준서 §3 P3·데이터표준규칙 §10 #14, '처리자 기록'은 데이터표준규칙 §10 #13 이다. 제10조①5호(설계서·DDL·이관·프로그램 컬럼 대조)의 출처는 DA팀 da-quality 운영 원칙(경계면 교차 비교)이며 누락 검토 보고서 docs/da/reports/2026-10-14_표준재정의_누락검토.md 에 기록돼 있다.</w:t>
+      </w:r>
+    </w:p>
+    <w:p>
+      <w:r>
+        <w:t>별표 2 등급 배정 유보 사항: 단일 단어 컬럼(R18)과 표준용어 형식 위반을 P2 로 두었으나, 데이터표준규칙 §10 #20(위경도 표준용어 미준수)·#22(단일 표준단어)는 실제 P1 로 판정된 선례가 있어 P1 승격 여부는 [확인중 : 마스터].</w:t>
+      </w:r>
     </w:p>
     <w:sectPr>
       <w:pgSz w:w="12240" w:h="15840"/>
